--- a/tests/fixtures/french-import-resume.docx
+++ b/tests/fixtures/french-import-resume.docx
@@ -156,7 +156,7 @@
           <w:i w:val="false"/>
           <w:iCs w:val="false"/>
         </w:rPr>
-        <w:t xml:space="preserve">Réduit le temps de déploiement de 45 % grâce à l'automatisation CI/CD.</w:t>
+        <w:t xml:space="preserve">Réduit le temps de déploiement de 45 % grâce à l'automatisation CI/CD et à la standardisation des pipelines, réduisant le temps de traitement des demandes de 40 %.</w:t>
       </w:r>
     </w:p>
     <w:p>
